--- a/briefings/线口监测早报-2026-08-22.docx
+++ b/briefings/线口监测早报-2026-08-22.docx
@@ -22,7 +22,7 @@
           <w:color w:val="888888"/>
           <w:sz w:val="18"/>
         </w:rPr>
-        <w:t>监测窗口:近48小时 | 生成时间:2026-08-22 11:11</w:t>
+        <w:t>监测窗口:近48小时 | 生成时间:2026-08-22 11:28</w:t>
       </w:r>
     </w:p>
     <w:p>
